--- a/mon/toan/khbd/lop11/KHBD_TOAN11_Bai7_T15-16.docx
+++ b/mon/toan/khbd/lop11/KHBD_TOAN11_Bai7_T15-16.docx
@@ -30,7 +30,7 @@
                 <w:i/>
                 <w:sz w:val="26"/>
               </w:rPr>
-              <w:t>Ngày …… tháng …… năm 2026</w:t>
+              <w:t>Ngày …… tháng …… năm ……</w:t>
             </w:r>
           </w:p>
         </w:tc>
@@ -50,7 +50,7 @@
                 <w:i/>
                 <w:sz w:val="26"/>
               </w:rPr>
-              <w:t>Họ và tên giáo viên: TRƯƠNG TỬ TRANG</w:t>
+              <w:t>Họ và tên giáo viên: ……………………………</w:t>
             </w:r>
           </w:p>
           <w:p>
@@ -9344,7 +9344,7 @@
           <w:rFonts w:ascii="Times New Roman" w:hAnsi="Times New Roman" w:eastAsia="Times New Roman"/>
           <w:sz w:val="26"/>
         </w:rPr>
-        <w:t xml:space="preserve"> Gia đình bạn A ở xã Vĩnh Thạnh có 100 triệu đồng tiền bán cà phê muốn gửi ngân hàng 5 năm. Nhóm tìm lãi suất tiết kiệm kì hạn 12 tháng thực tế của 2 ngân hàng tại địa phương (ghi nguồn, ngày tra cứu), so sánh hai hình thức: lãi kép (lãi nhập gốc mỗi năm) và rút lãi hằng năm (lãi đơn). Lập bảng tính số tiền sau từng năm, chỉ ra dãy nào là cấp số cộng, dãy nào là cấp số nhân, và tư vấn phương án có lợi hơn. Nộp 3–5 slide kèm Nhật ký sử dụng AI.</w:t>
+        <w:t xml:space="preserve"> Gia đình bạn A ở xã địa phương có 100 triệu đồng tiền bán cà phê muốn gửi ngân hàng 5 năm. Nhóm tìm lãi suất tiết kiệm kì hạn 12 tháng thực tế của 2 ngân hàng tại địa phương (ghi nguồn, ngày tra cứu), so sánh hai hình thức: lãi kép (lãi nhập gốc mỗi năm) và rút lãi hằng năm (lãi đơn). Lập bảng tính số tiền sau từng năm, chỉ ra dãy nào là cấp số cộng, dãy nào là cấp số nhân, và tư vấn phương án có lợi hơn. Nộp 3–5 slide kèm Nhật ký sử dụng AI.</w:t>
       </w:r>
     </w:p>
     <w:p>
@@ -10063,14 +10063,13 @@
     </w:p>
     <w:p>
       <w:pPr>
-        <w:spacing w:before="40" w:after="80" w:line="264" w:lineRule="auto"/>
         <w:jc w:val="center"/>
       </w:pPr>
       <w:r>
         <w:drawing>
           <wp:inline xmlns:a="http://schemas.openxmlformats.org/drawingml/2006/main" xmlns:pic="http://schemas.openxmlformats.org/drawingml/2006/picture">
-            <wp:extent cx="6300000" cy="3519416"/>
-            <wp:docPr id="4" name="Picture 4"/>
+            <wp:extent cx="5940000" cy="3335425"/>
+            <wp:docPr id="8" name="Picture 8"/>
             <wp:cNvGraphicFramePr>
               <a:graphicFrameLocks noChangeAspect="1"/>
             </wp:cNvGraphicFramePr>
@@ -10078,11 +10077,11 @@
               <a:graphicData uri="http://schemas.openxmlformats.org/drawingml/2006/picture">
                 <pic:pic>
                   <pic:nvPicPr>
-                    <pic:cNvPr id="0" name="b7_mindmap.png"/>
+                    <pic:cNvPr id="0" name="image.png"/>
                     <pic:cNvPicPr/>
                   </pic:nvPicPr>
                   <pic:blipFill>
-                    <a:blip r:embed="rId14"/>
+                    <a:blip r:embed="rId18"/>
                     <a:stretch>
                       <a:fillRect/>
                     </a:stretch>
@@ -10090,7 +10089,7 @@
                   <pic:spPr>
                     <a:xfrm>
                       <a:off x="0" y="0"/>
-                      <a:ext cx="6300000" cy="3519416"/>
+                      <a:ext cx="5940000" cy="3335425"/>
                     </a:xfrm>
                     <a:prstGeom prst="rect"/>
                   </pic:spPr>
@@ -10099,6 +10098,18 @@
             </a:graphic>
           </wp:inline>
         </w:drawing>
+      </w:r>
+    </w:p>
+    <w:p>
+      <w:pPr>
+        <w:jc w:val="center"/>
+      </w:pPr>
+      <w:r>
+        <w:rPr>
+          <w:i/>
+          <w:sz w:val="20"/>
+        </w:rPr>
+        <w:t>Sơ đồ tư duy – Cấp số nhân (TTT biên soạn theo SGK)</w:t>
       </w:r>
     </w:p>
     <w:p>
@@ -11661,7 +11672,7 @@
           <w:rFonts w:ascii="Times New Roman" w:hAnsi="Times New Roman" w:eastAsia="Times New Roman"/>
           <w:sz w:val="26"/>
         </w:rPr>
-        <w:t xml:space="preserve"> Sản lượng hồ tiêu của một hộ gia đình ở xã Vĩnh Thạnh năm 2025 là </w:t>
+        <w:t xml:space="preserve"> Sản lượng hồ tiêu của một hộ gia đình ở xã địa phương năm 2025 là </w:t>
       </w:r>
       <m:oMath>
         <m:r>
@@ -18069,194 +18080,11 @@
         </w:tc>
       </w:tr>
     </w:tbl>
-    <w:p>
-      <w:pPr>
-        <w:spacing w:before="0" w:after="120" w:line="264" w:lineRule="auto"/>
-        <w:jc w:val="both"/>
-      </w:pPr>
-    </w:p>
-    <w:tbl>
-      <w:tblPr>
-        <w:tblW w:type="auto" w:w="0"/>
-        <w:jc w:val="center"/>
-        <w:tblLayout w:type="fixed"/>
-        <w:tblLook w:firstColumn="1" w:firstRow="1" w:lastColumn="0" w:lastRow="0" w:noHBand="0" w:noVBand="1" w:val="04A0"/>
-      </w:tblPr>
-      <w:tblGrid>
-        <w:gridCol w:w="5103"/>
-        <w:gridCol w:w="5103"/>
-      </w:tblGrid>
-      <w:tr>
-        <w:tc>
-          <w:tcPr>
-            <w:tcW w:type="dxa" w:w="5102"/>
-            <w:vAlign w:val="center"/>
-          </w:tcPr>
-          <w:p>
-            <w:pPr>
-              <w:keepNext/>
-              <w:spacing w:before="0" w:after="20" w:line="264" w:lineRule="auto"/>
-              <w:jc w:val="center"/>
-            </w:pPr>
-            <w:r>
-              <w:rPr>
-                <w:rFonts w:ascii="Times New Roman" w:hAnsi="Times New Roman" w:eastAsia="Times New Roman"/>
-                <w:b/>
-                <w:sz w:val="26"/>
-              </w:rPr>
-              <w:t>TỔ PHÓ CHUYÊN MÔN</w:t>
-            </w:r>
-          </w:p>
-          <w:p>
-            <w:pPr>
-              <w:keepNext/>
-              <w:spacing w:before="0" w:after="20" w:line="264" w:lineRule="auto"/>
-              <w:jc w:val="center"/>
-            </w:pPr>
-          </w:p>
-          <w:p>
-            <w:pPr>
-              <w:keepNext/>
-              <w:spacing w:before="0" w:after="20" w:line="264" w:lineRule="auto"/>
-              <w:jc w:val="center"/>
-            </w:pPr>
-          </w:p>
-          <w:p>
-            <w:pPr>
-              <w:keepNext/>
-              <w:spacing w:before="0" w:after="20" w:line="264" w:lineRule="auto"/>
-              <w:jc w:val="center"/>
-            </w:pPr>
-          </w:p>
-          <w:p>
-            <w:pPr>
-              <w:keepNext/>
-              <w:spacing w:before="0" w:after="20" w:line="264" w:lineRule="auto"/>
-              <w:jc w:val="center"/>
-            </w:pPr>
-            <w:r>
-              <w:rPr>
-                <w:rFonts w:ascii="Times New Roman" w:hAnsi="Times New Roman" w:eastAsia="Times New Roman"/>
-                <w:b/>
-                <w:sz w:val="26"/>
-              </w:rPr>
-              <w:t>Hứa Văn Mỹ Vương</w:t>
-            </w:r>
-          </w:p>
-        </w:tc>
-        <w:tc>
-          <w:tcPr>
-            <w:tcW w:type="dxa" w:w="5102"/>
-            <w:vAlign w:val="center"/>
-          </w:tcPr>
-          <w:p>
-            <w:pPr>
-              <w:keepNext/>
-              <w:spacing w:before="0" w:after="20" w:line="264" w:lineRule="auto"/>
-              <w:jc w:val="center"/>
-            </w:pPr>
-            <w:r>
-              <w:rPr>
-                <w:rFonts w:ascii="Times New Roman" w:hAnsi="Times New Roman" w:eastAsia="Times New Roman"/>
-                <w:b/>
-                <w:sz w:val="26"/>
-              </w:rPr>
-              <w:t>Người soạn</w:t>
-            </w:r>
-          </w:p>
-          <w:p>
-            <w:pPr>
-              <w:keepNext/>
-              <w:spacing w:before="0" w:after="20" w:line="264" w:lineRule="auto"/>
-              <w:jc w:val="center"/>
-            </w:pPr>
-          </w:p>
-          <w:p>
-            <w:pPr>
-              <w:keepNext/>
-              <w:spacing w:before="0" w:after="20" w:line="264" w:lineRule="auto"/>
-              <w:jc w:val="center"/>
-            </w:pPr>
-          </w:p>
-          <w:p>
-            <w:pPr>
-              <w:keepNext/>
-              <w:spacing w:before="0" w:after="20" w:line="264" w:lineRule="auto"/>
-              <w:jc w:val="center"/>
-            </w:pPr>
-          </w:p>
-          <w:p>
-            <w:pPr>
-              <w:keepNext/>
-              <w:spacing w:before="0" w:after="20" w:line="264" w:lineRule="auto"/>
-              <w:jc w:val="center"/>
-            </w:pPr>
-            <w:r>
-              <w:rPr>
-                <w:rFonts w:ascii="Times New Roman" w:hAnsi="Times New Roman" w:eastAsia="Times New Roman"/>
-                <w:b/>
-                <w:sz w:val="26"/>
-              </w:rPr>
-              <w:t>Trương Tử Trang</w:t>
-            </w:r>
-          </w:p>
-        </w:tc>
-      </w:tr>
-    </w:tbl>
-    <w:p>
-      <w:pPr>
-        <w:keepNext/>
-        <w:spacing w:before="120" w:after="0" w:line="264" w:lineRule="auto"/>
-        <w:jc w:val="center"/>
-      </w:pPr>
-      <w:r>
-        <w:rPr>
-          <w:rFonts w:ascii="Times New Roman" w:hAnsi="Times New Roman" w:eastAsia="Times New Roman"/>
-          <w:b/>
-          <w:sz w:val="26"/>
-        </w:rPr>
-        <w:t>KIỂM TRA CỦA LÃNH ĐẠO</w:t>
-      </w:r>
-    </w:p>
-    <w:p>
-      <w:pPr>
-        <w:keepNext/>
-        <w:spacing w:before="0" w:after="60" w:line="264" w:lineRule="auto"/>
-        <w:jc w:val="center"/>
-      </w:pPr>
-      <w:r>
-        <w:rPr>
-          <w:rFonts w:ascii="Times New Roman" w:hAnsi="Times New Roman" w:eastAsia="Times New Roman"/>
-          <w:b/>
-          <w:sz w:val="26"/>
-        </w:rPr>
-        <w:t>PHÓ HIỆU TRƯỞNG</w:t>
-      </w:r>
-    </w:p>
-    <w:p>
-      <w:pPr>
-        <w:keepNext/>
-        <w:spacing w:before="0" w:after="800" w:line="264" w:lineRule="auto"/>
-        <w:jc w:val="center"/>
-      </w:pPr>
-    </w:p>
-    <w:p>
-      <w:pPr>
-        <w:spacing w:before="0" w:after="60" w:line="264" w:lineRule="auto"/>
-        <w:jc w:val="center"/>
-      </w:pPr>
-      <w:r>
-        <w:rPr>
-          <w:rFonts w:ascii="Times New Roman" w:hAnsi="Times New Roman" w:eastAsia="Times New Roman"/>
-          <w:b/>
-          <w:sz w:val="26"/>
-        </w:rPr>
-        <w:t>Bùi Xuân Thanh</w:t>
-      </w:r>
-    </w:p>
     <w:sectPr>
       <w:headerReference w:type="default" r:id="rId9"/>
       <w:footerReference w:type="default" r:id="rId10"/>
+      <w:headerReference w:type="first" r:id="rId16"/>
+      <w:footerReference w:type="first" r:id="rId17"/>
       <w:pgSz w:w="11906" w:h="16838"/>
       <w:pgMar w:top="850" w:right="850" w:bottom="850" w:left="850" w:header="720" w:footer="720" w:gutter="0"/>
       <w:cols w:space="720"/>
@@ -18285,7 +18113,7 @@
         <w:color w:val="1F4E79"/>
         <w:sz w:val="22"/>
       </w:rPr>
-      <w:t>GV: Trương Tử Trang</w:t>
+      <w:t>GV: TTT</w:t>
     </w:r>
     <w:r>
       <w:rPr>
@@ -18306,6 +18134,16 @@
         <w:t>1</w:t>
       </w:r>
     </w:fldSimple>
+  </w:p>
+</w:ftr>
+</file>
+
+<file path=word/footer2.xml><?xml version="1.0" encoding="utf-8"?>
+<w:ftr xmlns:m="http://schemas.openxmlformats.org/officeDocument/2006/math" xmlns:mc="http://schemas.openxmlformats.org/markup-compatibility/2006" xmlns:mo="http://schemas.microsoft.com/office/mac/office/2008/main" xmlns:mv="urn:schemas-microsoft-com:mac:vml" xmlns:o="urn:schemas-microsoft-com:office:office" xmlns:r="http://schemas.openxmlformats.org/officeDocument/2006/relationships" xmlns:v="urn:schemas-microsoft-com:vml" xmlns:w10="urn:schemas-microsoft-com:office:word" xmlns:w14="http://schemas.microsoft.com/office/word/2010/wordml" xmlns:w="http://schemas.openxmlformats.org/wordprocessingml/2006/main" xmlns:wne="http://schemas.microsoft.com/office/word/2006/wordml" xmlns:wp14="http://schemas.microsoft.com/office/word/2010/wordprocessingDrawing" xmlns:wp="http://schemas.openxmlformats.org/drawingml/2006/wordprocessingDrawing" xmlns:wpc="http://schemas.microsoft.com/office/word/2010/wordprocessingCanvas" xmlns:wpg="http://schemas.microsoft.com/office/word/2010/wordprocessingGroup" xmlns:wpi="http://schemas.microsoft.com/office/word/2010/wordprocessingInk" xmlns:wps="http://schemas.microsoft.com/office/word/2010/wordprocessingShape" mc:Ignorable="w14 wp14">
+  <w:p>
+    <w:pPr>
+      <w:pStyle w:val="Footer"/>
+    </w:pPr>
   </w:p>
 </w:ftr>
 </file>
@@ -18342,6 +18180,16 @@
       <w:tab/>
       <w:t>Năm học 2026-2027</w:t>
     </w:r>
+  </w:p>
+</w:hdr>
+</file>
+
+<file path=word/header2.xml><?xml version="1.0" encoding="utf-8"?>
+<w:hdr xmlns:m="http://schemas.openxmlformats.org/officeDocument/2006/math" xmlns:mc="http://schemas.openxmlformats.org/markup-compatibility/2006" xmlns:mo="http://schemas.microsoft.com/office/mac/office/2008/main" xmlns:mv="urn:schemas-microsoft-com:mac:vml" xmlns:o="urn:schemas-microsoft-com:office:office" xmlns:r="http://schemas.openxmlformats.org/officeDocument/2006/relationships" xmlns:v="urn:schemas-microsoft-com:vml" xmlns:w10="urn:schemas-microsoft-com:office:word" xmlns:w14="http://schemas.microsoft.com/office/word/2010/wordml" xmlns:w="http://schemas.openxmlformats.org/wordprocessingml/2006/main" xmlns:wne="http://schemas.microsoft.com/office/word/2006/wordml" xmlns:wp14="http://schemas.microsoft.com/office/word/2010/wordprocessingDrawing" xmlns:wp="http://schemas.openxmlformats.org/drawingml/2006/wordprocessingDrawing" xmlns:wpc="http://schemas.microsoft.com/office/word/2010/wordprocessingCanvas" xmlns:wpg="http://schemas.microsoft.com/office/word/2010/wordprocessingGroup" xmlns:wpi="http://schemas.microsoft.com/office/word/2010/wordprocessingInk" xmlns:wps="http://schemas.microsoft.com/office/word/2010/wordprocessingShape" mc:Ignorable="w14 wp14">
+  <w:p>
+    <w:pPr>
+      <w:pStyle w:val="Header"/>
+    </w:pPr>
   </w:p>
 </w:hdr>
 </file>
